--- a/Assignments SQL.docx
+++ b/Assignments SQL.docx
@@ -1130,7 +1130,7 @@
         </w:rPr>
         <w:lastRenderedPageBreak/>
         <w:drawing>
-          <wp:anchor distT="0" distB="0" distL="114300" distR="114300" simplePos="0" relativeHeight="251661312" behindDoc="1" locked="0" layoutInCell="1" allowOverlap="1" wp14:anchorId="47565DB5" wp14:editId="623B9894">
+          <wp:anchor distT="0" distB="0" distL="114300" distR="114300" simplePos="0" relativeHeight="251661312" behindDoc="0" locked="0" layoutInCell="1" allowOverlap="1" wp14:anchorId="47565DB5" wp14:editId="54A15CA2">
             <wp:simplePos x="0" y="0"/>
             <wp:positionH relativeFrom="column">
               <wp:posOffset>9525</wp:posOffset>
@@ -1271,6 +1271,383 @@
           <w:bCs/>
         </w:rPr>
         <w:t xml:space="preserve"> (DATE).</w:t>
+      </w:r>
+    </w:p>
+    <w:p>
+      <w:pPr>
+        <w:rPr>
+          <w:b/>
+          <w:bCs/>
+        </w:rPr>
+      </w:pPr>
+    </w:p>
+    <w:p>
+      <w:pPr>
+        <w:rPr>
+          <w:b/>
+          <w:bCs/>
+        </w:rPr>
+      </w:pPr>
+    </w:p>
+    <w:p>
+      <w:pPr>
+        <w:rPr>
+          <w:b/>
+          <w:bCs/>
+        </w:rPr>
+      </w:pPr>
+    </w:p>
+    <w:p>
+      <w:pPr>
+        <w:rPr>
+          <w:b/>
+          <w:bCs/>
+        </w:rPr>
+      </w:pPr>
+    </w:p>
+    <w:p>
+      <w:pPr>
+        <w:rPr>
+          <w:b/>
+          <w:bCs/>
+        </w:rPr>
+      </w:pPr>
+    </w:p>
+    <w:p>
+      <w:pPr>
+        <w:rPr>
+          <w:b/>
+          <w:bCs/>
+        </w:rPr>
+      </w:pPr>
+    </w:p>
+    <w:p>
+      <w:pPr>
+        <w:rPr>
+          <w:b/>
+          <w:bCs/>
+        </w:rPr>
+      </w:pPr>
+    </w:p>
+    <w:p>
+      <w:pPr>
+        <w:rPr>
+          <w:b/>
+          <w:bCs/>
+        </w:rPr>
+      </w:pPr>
+    </w:p>
+    <w:p>
+      <w:pPr>
+        <w:rPr>
+          <w:b/>
+          <w:bCs/>
+        </w:rPr>
+      </w:pPr>
+    </w:p>
+    <w:p>
+      <w:pPr>
+        <w:rPr>
+          <w:b/>
+          <w:bCs/>
+        </w:rPr>
+      </w:pPr>
+    </w:p>
+    <w:p>
+      <w:pPr>
+        <w:rPr>
+          <w:b/>
+          <w:bCs/>
+        </w:rPr>
+      </w:pPr>
+    </w:p>
+    <w:p>
+      <w:pPr>
+        <w:rPr>
+          <w:b/>
+          <w:bCs/>
+        </w:rPr>
+      </w:pPr>
+    </w:p>
+    <w:p>
+      <w:pPr>
+        <w:rPr>
+          <w:b/>
+          <w:bCs/>
+        </w:rPr>
+      </w:pPr>
+    </w:p>
+    <w:p>
+      <w:pPr>
+        <w:rPr>
+          <w:b/>
+          <w:bCs/>
+        </w:rPr>
+      </w:pPr>
+    </w:p>
+    <w:p>
+      <w:pPr>
+        <w:rPr>
+          <w:b/>
+          <w:bCs/>
+        </w:rPr>
+      </w:pPr>
+    </w:p>
+    <w:p>
+      <w:pPr>
+        <w:rPr>
+          <w:b/>
+          <w:bCs/>
+        </w:rPr>
+      </w:pPr>
+    </w:p>
+    <w:p>
+      <w:pPr>
+        <w:rPr>
+          <w:b/>
+          <w:bCs/>
+        </w:rPr>
+      </w:pPr>
+    </w:p>
+    <w:p>
+      <w:pPr>
+        <w:rPr>
+          <w:b/>
+          <w:bCs/>
+        </w:rPr>
+      </w:pPr>
+    </w:p>
+    <w:p>
+      <w:pPr>
+        <w:rPr>
+          <w:b/>
+          <w:bCs/>
+        </w:rPr>
+      </w:pPr>
+    </w:p>
+    <w:p>
+      <w:pPr>
+        <w:rPr>
+          <w:b/>
+          <w:bCs/>
+        </w:rPr>
+      </w:pPr>
+    </w:p>
+    <w:p>
+      <w:pPr>
+        <w:rPr>
+          <w:b/>
+          <w:bCs/>
+        </w:rPr>
+      </w:pPr>
+    </w:p>
+    <w:p>
+      <w:pPr>
+        <w:rPr>
+          <w:b/>
+          <w:bCs/>
+        </w:rPr>
+      </w:pPr>
+    </w:p>
+    <w:p>
+      <w:pPr>
+        <w:rPr>
+          <w:b/>
+          <w:bCs/>
+        </w:rPr>
+      </w:pPr>
+    </w:p>
+    <w:p>
+      <w:pPr>
+        <w:rPr>
+          <w:b/>
+          <w:bCs/>
+        </w:rPr>
+      </w:pPr>
+    </w:p>
+    <w:p>
+      <w:pPr>
+        <w:rPr>
+          <w:b/>
+          <w:bCs/>
+        </w:rPr>
+      </w:pPr>
+    </w:p>
+    <w:p>
+      <w:pPr>
+        <w:rPr>
+          <w:b/>
+          <w:bCs/>
+        </w:rPr>
+      </w:pPr>
+    </w:p>
+    <w:p>
+      <w:pPr>
+        <w:pStyle w:val="Title"/>
+        <w:jc w:val="center"/>
+      </w:pPr>
+      <w:r>
+        <w:lastRenderedPageBreak/>
+        <w:t>Assignment 3</w:t>
+      </w:r>
+    </w:p>
+    <w:p>
+      <w:pPr>
+        <w:rPr>
+          <w:b/>
+          <w:bCs/>
+        </w:rPr>
+      </w:pPr>
+    </w:p>
+    <w:p>
+      <w:pPr>
+        <w:rPr>
+          <w:b/>
+          <w:bCs/>
+        </w:rPr>
+      </w:pPr>
+      <w:r>
+        <w:rPr>
+          <w:b/>
+          <w:bCs/>
+        </w:rPr>
+        <w:t xml:space="preserve">  </w:t>
+      </w:r>
+      <w:r>
+        <w:rPr>
+          <w:b/>
+          <w:bCs/>
+        </w:rPr>
+        <w:t>Session 3: DML Operations</w:t>
+      </w:r>
+      <w:r>
+        <w:rPr>
+          <w:b/>
+          <w:bCs/>
+        </w:rPr>
+        <w:t xml:space="preserve"> </w:t>
+      </w:r>
+      <w:r>
+        <w:rPr>
+          <w:b/>
+          <w:bCs/>
+        </w:rPr>
+        <w:t>Trainer Coverage:</w:t>
+      </w:r>
+      <w:r>
+        <w:rPr>
+          <w:b/>
+          <w:bCs/>
+        </w:rPr>
+        <w:t xml:space="preserve"> </w:t>
+      </w:r>
+      <w:r>
+        <w:rPr>
+          <w:b/>
+          <w:bCs/>
+        </w:rPr>
+        <w:t>Insert, Update, Delete records.</w:t>
+      </w:r>
+      <w:r>
+        <w:rPr>
+          <w:b/>
+          <w:bCs/>
+        </w:rPr>
+        <w:t xml:space="preserve"> </w:t>
+      </w:r>
+      <w:proofErr w:type="gramStart"/>
+      <w:r>
+        <w:rPr>
+          <w:b/>
+          <w:bCs/>
+        </w:rPr>
+        <w:t>WHERE</w:t>
+      </w:r>
+      <w:proofErr w:type="gramEnd"/>
+      <w:r>
+        <w:rPr>
+          <w:b/>
+          <w:bCs/>
+        </w:rPr>
+        <w:t xml:space="preserve"> and LIMIT usage.</w:t>
+      </w:r>
+      <w:r>
+        <w:rPr>
+          <w:b/>
+          <w:bCs/>
+        </w:rPr>
+        <w:t xml:space="preserve"> </w:t>
+      </w:r>
+      <w:r>
+        <w:rPr>
+          <w:b/>
+          <w:bCs/>
+        </w:rPr>
+        <w:t>Example: Insert 5 sample users and edit their data.</w:t>
+      </w:r>
+    </w:p>
+    <w:p>
+      <w:pPr>
+        <w:rPr>
+          <w:b/>
+          <w:bCs/>
+        </w:rPr>
+      </w:pPr>
+    </w:p>
+    <w:p>
+      <w:pPr>
+        <w:rPr>
+          <w:b/>
+          <w:bCs/>
+        </w:rPr>
+      </w:pPr>
+      <w:r>
+        <w:rPr>
+          <w:b/>
+          <w:bCs/>
+          <w:noProof/>
+        </w:rPr>
+        <w:drawing>
+          <wp:inline distT="0" distB="0" distL="0" distR="0" wp14:anchorId="278F53CC" wp14:editId="6E4A1B0D">
+            <wp:extent cx="6331585" cy="4267200"/>
+            <wp:effectExtent l="0" t="0" r="0" b="0"/>
+            <wp:docPr id="1637747928" name="Picture 1"/>
+            <wp:cNvGraphicFramePr>
+              <a:graphicFrameLocks xmlns:a="http://schemas.openxmlformats.org/drawingml/2006/main" noChangeAspect="1"/>
+            </wp:cNvGraphicFramePr>
+            <a:graphic xmlns:a="http://schemas.openxmlformats.org/drawingml/2006/main">
+              <a:graphicData uri="http://schemas.openxmlformats.org/drawingml/2006/picture">
+                <pic:pic xmlns:pic="http://schemas.openxmlformats.org/drawingml/2006/picture">
+                  <pic:nvPicPr>
+                    <pic:cNvPr id="1637747928" name="Picture 1637747928"/>
+                    <pic:cNvPicPr/>
+                  </pic:nvPicPr>
+                  <pic:blipFill>
+                    <a:blip r:embed="rId10">
+                      <a:extLst>
+                        <a:ext uri="{28A0092B-C50C-407E-A947-70E740481C1C}">
+                          <a14:useLocalDpi xmlns:a14="http://schemas.microsoft.com/office/drawing/2010/main" val="0"/>
+                        </a:ext>
+                      </a:extLst>
+                    </a:blip>
+                    <a:stretch>
+                      <a:fillRect/>
+                    </a:stretch>
+                  </pic:blipFill>
+                  <pic:spPr>
+                    <a:xfrm>
+                      <a:off x="0" y="0"/>
+                      <a:ext cx="6331585" cy="4267200"/>
+                    </a:xfrm>
+                    <a:prstGeom prst="rect">
+                      <a:avLst/>
+                    </a:prstGeom>
+                  </pic:spPr>
+                </pic:pic>
+              </a:graphicData>
+            </a:graphic>
+          </wp:inline>
+        </w:drawing>
       </w:r>
     </w:p>
     <w:sectPr>

--- a/Assignments SQL.docx
+++ b/Assignments SQL.docx
@@ -85,55 +85,7 @@
           <w:b/>
           <w:bCs/>
         </w:rPr>
-        <w:t xml:space="preserve">Create a new database called </w:t>
-      </w:r>
-      <w:proofErr w:type="spellStart"/>
-      <w:r>
-        <w:rPr>
-          <w:b/>
-          <w:bCs/>
-        </w:rPr>
-        <w:t>InstaClone</w:t>
-      </w:r>
-      <w:proofErr w:type="spellEnd"/>
-      <w:r>
-        <w:rPr>
-          <w:b/>
-          <w:bCs/>
-        </w:rPr>
-        <w:t xml:space="preserve"> in MySQL Workbench, then create a table named Users with columns: </w:t>
-      </w:r>
-      <w:proofErr w:type="spellStart"/>
-      <w:r>
-        <w:rPr>
-          <w:b/>
-          <w:bCs/>
-        </w:rPr>
-        <w:t>user_id</w:t>
-      </w:r>
-      <w:proofErr w:type="spellEnd"/>
-      <w:r>
-        <w:rPr>
-          <w:b/>
-          <w:bCs/>
-        </w:rPr>
-        <w:t xml:space="preserve"> (INT, primary key), username (VARCHAR), email (VARCHAR), and </w:t>
-      </w:r>
-      <w:proofErr w:type="spellStart"/>
-      <w:r>
-        <w:rPr>
-          <w:b/>
-          <w:bCs/>
-        </w:rPr>
-        <w:t>followers_count</w:t>
-      </w:r>
-      <w:proofErr w:type="spellEnd"/>
-      <w:r>
-        <w:rPr>
-          <w:b/>
-          <w:bCs/>
-        </w:rPr>
-        <w:t xml:space="preserve"> (INT).</w:t>
+        <w:t>Create a new database called InstaClone in MySQL Workbench, then create a table named Users with columns: user_id (INT, primary key), username (VARCHAR), email (VARCHAR), and followers_count (INT).</w:t>
       </w:r>
     </w:p>
     <w:p>
@@ -323,87 +275,7 @@
           <w:b/>
           <w:bCs/>
         </w:rPr>
-        <w:t xml:space="preserve">Create another table in the </w:t>
-      </w:r>
-      <w:proofErr w:type="spellStart"/>
-      <w:r>
-        <w:rPr>
-          <w:b/>
-          <w:bCs/>
-        </w:rPr>
-        <w:t>InstaClone</w:t>
-      </w:r>
-      <w:proofErr w:type="spellEnd"/>
-      <w:r>
-        <w:rPr>
-          <w:b/>
-          <w:bCs/>
-        </w:rPr>
-        <w:t xml:space="preserve"> database called Posts with columns: </w:t>
-      </w:r>
-      <w:proofErr w:type="spellStart"/>
-      <w:r>
-        <w:rPr>
-          <w:b/>
-          <w:bCs/>
-        </w:rPr>
-        <w:t>post_id</w:t>
-      </w:r>
-      <w:proofErr w:type="spellEnd"/>
-      <w:r>
-        <w:rPr>
-          <w:b/>
-          <w:bCs/>
-        </w:rPr>
-        <w:t xml:space="preserve"> (INT, primary key), </w:t>
-      </w:r>
-      <w:proofErr w:type="spellStart"/>
-      <w:r>
-        <w:rPr>
-          <w:b/>
-          <w:bCs/>
-        </w:rPr>
-        <w:t>user_id</w:t>
-      </w:r>
-      <w:proofErr w:type="spellEnd"/>
-      <w:r>
-        <w:rPr>
-          <w:b/>
-          <w:bCs/>
-        </w:rPr>
-        <w:t xml:space="preserve"> (INT), caption (VARCHAR), and </w:t>
-      </w:r>
-      <w:proofErr w:type="spellStart"/>
-      <w:r>
-        <w:rPr>
-          <w:b/>
-          <w:bCs/>
-        </w:rPr>
-        <w:t>post_date</w:t>
-      </w:r>
-      <w:proofErr w:type="spellEnd"/>
-      <w:r>
-        <w:rPr>
-          <w:b/>
-          <w:bCs/>
-        </w:rPr>
-        <w:t xml:space="preserve"> (DATE). Add a foreign key from </w:t>
-      </w:r>
-      <w:proofErr w:type="spellStart"/>
-      <w:r>
-        <w:rPr>
-          <w:b/>
-          <w:bCs/>
-        </w:rPr>
-        <w:t>Posts.user_id</w:t>
-      </w:r>
-      <w:proofErr w:type="spellEnd"/>
-      <w:r>
-        <w:rPr>
-          <w:b/>
-          <w:bCs/>
-        </w:rPr>
-        <w:t xml:space="preserve"> to Users.</w:t>
+        <w:t>Create another table in the InstaClone database called Posts with columns: post_id (INT, primary key), user_id (INT), caption (VARCHAR), and post_date (DATE). Add a foreign key from Posts.user_id to Users.</w:t>
       </w:r>
       <w:r>
         <w:rPr>
@@ -412,21 +284,12 @@
         </w:rPr>
         <w:t xml:space="preserve"> </w:t>
       </w:r>
-      <w:proofErr w:type="spellStart"/>
-      <w:r>
-        <w:rPr>
-          <w:b/>
-          <w:bCs/>
-        </w:rPr>
-        <w:t>user_id</w:t>
-      </w:r>
-      <w:proofErr w:type="spellEnd"/>
-      <w:r>
-        <w:rPr>
-          <w:b/>
-          <w:bCs/>
-        </w:rPr>
-        <w:t xml:space="preserve"> to establish a relationship.</w:t>
+      <w:r>
+        <w:rPr>
+          <w:b/>
+          <w:bCs/>
+        </w:rPr>
+        <w:t>user_id to establish a relationship.</w:t>
       </w:r>
     </w:p>
     <w:p>
@@ -654,15 +517,7 @@
     </w:p>
     <w:p>
       <w:r>
-        <w:t xml:space="preserve">Commonly deployed for complex enterprise applications, data warehousing, and modern scalable web services. Its strong standard compliance, native support for advanced data types, and superior concurrent write handling make it a </w:t>
-      </w:r>
-      <w:proofErr w:type="spellStart"/>
-      <w:r>
-        <w:t>favorite</w:t>
-      </w:r>
-      <w:proofErr w:type="spellEnd"/>
-      <w:r>
-        <w:t xml:space="preserve"> for robust tech stacks. </w:t>
+        <w:t xml:space="preserve">Commonly deployed for complex enterprise applications, data warehousing, and modern scalable web services. Its strong standard compliance, native support for advanced data types, and superior concurrent write handling make it a favorite for robust tech stacks. </w:t>
       </w:r>
     </w:p>
     <w:p>
@@ -799,55 +654,7 @@
           <w:b/>
           <w:bCs/>
         </w:rPr>
-        <w:t>Open MySQL Workbench or CLI and write a CREATE TABLE statement to create a table called 'restaurants' with columns: id (INT, primary key, auto-increment), name (</w:t>
-      </w:r>
-      <w:proofErr w:type="gramStart"/>
-      <w:r>
-        <w:rPr>
-          <w:b/>
-          <w:bCs/>
-        </w:rPr>
-        <w:t>VARCHAR(</w:t>
-      </w:r>
-      <w:proofErr w:type="gramEnd"/>
-      <w:r>
-        <w:rPr>
-          <w:b/>
-          <w:bCs/>
-        </w:rPr>
-        <w:t>100)), location (</w:t>
-      </w:r>
-      <w:proofErr w:type="gramStart"/>
-      <w:r>
-        <w:rPr>
-          <w:b/>
-          <w:bCs/>
-        </w:rPr>
-        <w:t>VARCHAR(</w:t>
-      </w:r>
-      <w:proofErr w:type="gramEnd"/>
-      <w:r>
-        <w:rPr>
-          <w:b/>
-          <w:bCs/>
-        </w:rPr>
-        <w:t>100)), and rating (</w:t>
-      </w:r>
-      <w:proofErr w:type="gramStart"/>
-      <w:r>
-        <w:rPr>
-          <w:b/>
-          <w:bCs/>
-        </w:rPr>
-        <w:t>DECIMAL(</w:t>
-      </w:r>
-      <w:proofErr w:type="gramEnd"/>
-      <w:r>
-        <w:rPr>
-          <w:b/>
-          <w:bCs/>
-        </w:rPr>
-        <w:t>2,1)).</w:t>
+        <w:t>Open MySQL Workbench or CLI and write a CREATE TABLE statement to create a table called 'restaurants' with columns: id (INT, primary key, auto-increment), name (VARCHAR(100)), location (VARCHAR(100)), and rating (DECIMAL(2,1)).</w:t>
       </w:r>
     </w:p>
     <w:p>
@@ -925,23 +732,7 @@
           <w:bCs/>
         </w:rPr>
         <w:br/>
-        <w:t>Use the ALTER TABLE command in MySQL to add a new column '</w:t>
-      </w:r>
-      <w:proofErr w:type="spellStart"/>
-      <w:r>
-        <w:rPr>
-          <w:b/>
-          <w:bCs/>
-        </w:rPr>
-        <w:t>average_cost</w:t>
-      </w:r>
-      <w:proofErr w:type="spellEnd"/>
-      <w:r>
-        <w:rPr>
-          <w:b/>
-          <w:bCs/>
-        </w:rPr>
-        <w:t>' (INT) to your 'restaurants' table</w:t>
+        <w:t>Use the ALTER TABLE command in MySQL to add a new column 'average_cost' (INT) to your 'restaurants' table</w:t>
       </w:r>
       <w:r>
         <w:rPr>
@@ -1190,87 +981,7 @@
           <w:b/>
           <w:bCs/>
         </w:rPr>
-        <w:t xml:space="preserve">Create a new table called 'playlists' for a music app like Spotify, with columns: </w:t>
-      </w:r>
-      <w:proofErr w:type="spellStart"/>
-      <w:r>
-        <w:rPr>
-          <w:b/>
-          <w:bCs/>
-        </w:rPr>
-        <w:t>playlist_id</w:t>
-      </w:r>
-      <w:proofErr w:type="spellEnd"/>
-      <w:r>
-        <w:rPr>
-          <w:b/>
-          <w:bCs/>
-        </w:rPr>
-        <w:t xml:space="preserve"> (INT, primary key, auto-increment), title (</w:t>
-      </w:r>
-      <w:proofErr w:type="gramStart"/>
-      <w:r>
-        <w:rPr>
-          <w:b/>
-          <w:bCs/>
-        </w:rPr>
-        <w:t>VARCHAR(</w:t>
-      </w:r>
-      <w:proofErr w:type="gramEnd"/>
-      <w:r>
-        <w:rPr>
-          <w:b/>
-          <w:bCs/>
-        </w:rPr>
-        <w:t xml:space="preserve">50)), </w:t>
-      </w:r>
-      <w:proofErr w:type="spellStart"/>
-      <w:r>
-        <w:rPr>
-          <w:b/>
-          <w:bCs/>
-        </w:rPr>
-        <w:t>created_by</w:t>
-      </w:r>
-      <w:proofErr w:type="spellEnd"/>
-      <w:r>
-        <w:rPr>
-          <w:b/>
-          <w:bCs/>
-        </w:rPr>
-        <w:t xml:space="preserve"> (</w:t>
-      </w:r>
-      <w:proofErr w:type="gramStart"/>
-      <w:r>
-        <w:rPr>
-          <w:b/>
-          <w:bCs/>
-        </w:rPr>
-        <w:t>VARCHAR(</w:t>
-      </w:r>
-      <w:proofErr w:type="gramEnd"/>
-      <w:r>
-        <w:rPr>
-          <w:b/>
-          <w:bCs/>
-        </w:rPr>
-        <w:t xml:space="preserve">50)), and </w:t>
-      </w:r>
-      <w:proofErr w:type="spellStart"/>
-      <w:r>
-        <w:rPr>
-          <w:b/>
-          <w:bCs/>
-        </w:rPr>
-        <w:t>created_at</w:t>
-      </w:r>
-      <w:proofErr w:type="spellEnd"/>
-      <w:r>
-        <w:rPr>
-          <w:b/>
-          <w:bCs/>
-        </w:rPr>
-        <w:t xml:space="preserve"> (DATE).</w:t>
+        <w:t>Create a new table called 'playlists' for a music app like Spotify, with columns: playlist_id (INT, primary key, auto-increment), title (VARCHAR(50)), created_by (VARCHAR(50)), and created_at (DATE).</w:t>
       </w:r>
     </w:p>
     <w:p>
@@ -1555,21 +1266,12 @@
         </w:rPr>
         <w:t xml:space="preserve"> </w:t>
       </w:r>
-      <w:proofErr w:type="gramStart"/>
-      <w:r>
-        <w:rPr>
-          <w:b/>
-          <w:bCs/>
-        </w:rPr>
-        <w:t>WHERE</w:t>
-      </w:r>
-      <w:proofErr w:type="gramEnd"/>
-      <w:r>
-        <w:rPr>
-          <w:b/>
-          <w:bCs/>
-        </w:rPr>
-        <w:t xml:space="preserve"> and LIMIT usage.</w:t>
+      <w:r>
+        <w:rPr>
+          <w:b/>
+          <w:bCs/>
+        </w:rPr>
+        <w:t>WHERE and LIMIT usage.</w:t>
       </w:r>
       <w:r>
         <w:rPr>
@@ -1608,9 +1310,17 @@
           <w:noProof/>
         </w:rPr>
         <w:drawing>
-          <wp:inline distT="0" distB="0" distL="0" distR="0" wp14:anchorId="278F53CC" wp14:editId="6E4A1B0D">
+          <wp:anchor distT="0" distB="0" distL="114300" distR="114300" simplePos="0" relativeHeight="251662336" behindDoc="1" locked="0" layoutInCell="1" allowOverlap="1" wp14:anchorId="278F53CC" wp14:editId="34C825D5">
+            <wp:simplePos x="0" y="0"/>
+            <wp:positionH relativeFrom="column">
+              <wp:posOffset>0</wp:posOffset>
+            </wp:positionH>
+            <wp:positionV relativeFrom="paragraph">
+              <wp:posOffset>1905</wp:posOffset>
+            </wp:positionV>
             <wp:extent cx="6331585" cy="4267200"/>
             <wp:effectExtent l="0" t="0" r="0" b="0"/>
+            <wp:wrapTopAndBottom/>
             <wp:docPr id="1637747928" name="Picture 1"/>
             <wp:cNvGraphicFramePr>
               <a:graphicFrameLocks xmlns:a="http://schemas.openxmlformats.org/drawingml/2006/main" noChangeAspect="1"/>
@@ -1646,9 +1356,318 @@
                 </pic:pic>
               </a:graphicData>
             </a:graphic>
+            <wp14:sizeRelH relativeFrom="page">
+              <wp14:pctWidth>0</wp14:pctWidth>
+            </wp14:sizeRelH>
+            <wp14:sizeRelV relativeFrom="page">
+              <wp14:pctHeight>0</wp14:pctHeight>
+            </wp14:sizeRelV>
+          </wp:anchor>
+        </w:drawing>
+      </w:r>
+      <w:r>
+        <w:rPr>
+          <w:b/>
+          <w:bCs/>
+        </w:rPr>
+        <w:t xml:space="preserve">   </w:t>
+      </w:r>
+    </w:p>
+    <w:p>
+      <w:pPr>
+        <w:rPr>
+          <w:b/>
+          <w:bCs/>
+        </w:rPr>
+      </w:pPr>
+    </w:p>
+    <w:p>
+      <w:pPr>
+        <w:rPr>
+          <w:b/>
+          <w:bCs/>
+        </w:rPr>
+      </w:pPr>
+    </w:p>
+    <w:p>
+      <w:pPr>
+        <w:rPr>
+          <w:b/>
+          <w:bCs/>
+        </w:rPr>
+      </w:pPr>
+    </w:p>
+    <w:p>
+      <w:pPr>
+        <w:rPr>
+          <w:b/>
+          <w:bCs/>
+        </w:rPr>
+      </w:pPr>
+    </w:p>
+    <w:p>
+      <w:pPr>
+        <w:rPr>
+          <w:b/>
+          <w:bCs/>
+        </w:rPr>
+      </w:pPr>
+    </w:p>
+    <w:p>
+      <w:pPr>
+        <w:rPr>
+          <w:b/>
+          <w:bCs/>
+        </w:rPr>
+      </w:pPr>
+    </w:p>
+    <w:p>
+      <w:pPr>
+        <w:rPr>
+          <w:b/>
+          <w:bCs/>
+        </w:rPr>
+      </w:pPr>
+    </w:p>
+    <w:p>
+      <w:pPr>
+        <w:rPr>
+          <w:b/>
+          <w:bCs/>
+        </w:rPr>
+      </w:pPr>
+    </w:p>
+    <w:p>
+      <w:pPr>
+        <w:pStyle w:val="Title"/>
+        <w:jc w:val="center"/>
+        <w:rPr>
+          <w:b/>
+          <w:bCs/>
+        </w:rPr>
+      </w:pPr>
+      <w:r>
+        <w:rPr>
+          <w:b/>
+          <w:bCs/>
+        </w:rPr>
+        <w:lastRenderedPageBreak/>
+        <w:t>Assignment 4</w:t>
+      </w:r>
+    </w:p>
+    <w:p>
+      <w:pPr>
+        <w:rPr>
+          <w:b/>
+          <w:bCs/>
+        </w:rPr>
+      </w:pPr>
+      <w:r>
+        <w:rPr>
+          <w:b/>
+          <w:bCs/>
+        </w:rPr>
+        <w:t xml:space="preserve">Session 4: Data Retrieval with </w:t>
+      </w:r>
+      <w:r>
+        <w:rPr>
+          <w:b/>
+          <w:bCs/>
+        </w:rPr>
+        <w:t>SELECT Trainer</w:t>
+      </w:r>
+      <w:r>
+        <w:rPr>
+          <w:b/>
+          <w:bCs/>
+        </w:rPr>
+        <w:t xml:space="preserve"> Coverage:</w:t>
+      </w:r>
+      <w:r>
+        <w:rPr>
+          <w:b/>
+          <w:bCs/>
+        </w:rPr>
+        <w:t xml:space="preserve">  </w:t>
+      </w:r>
+      <w:r>
+        <w:rPr>
+          <w:b/>
+          <w:bCs/>
+        </w:rPr>
+        <w:t>SELECT queries, filtering, sorting, aliases.</w:t>
+      </w:r>
+      <w:r>
+        <w:rPr>
+          <w:b/>
+          <w:bCs/>
+        </w:rPr>
+        <w:t xml:space="preserve"> </w:t>
+      </w:r>
+      <w:r>
+        <w:rPr>
+          <w:b/>
+          <w:bCs/>
+        </w:rPr>
+        <w:t>Aggregate functions (SUM, AVG, COUNT).</w:t>
+      </w:r>
+      <w:r>
+        <w:rPr>
+          <w:b/>
+          <w:bCs/>
+        </w:rPr>
+        <w:t xml:space="preserve"> </w:t>
+      </w:r>
+      <w:r>
+        <w:rPr>
+          <w:b/>
+          <w:bCs/>
+        </w:rPr>
+        <w:t>Demo: Generate “total expenses” by category.</w:t>
+      </w:r>
+      <w:r>
+        <w:rPr>
+          <w:b/>
+          <w:bCs/>
+        </w:rPr>
+        <w:t xml:space="preserve"> </w:t>
+      </w:r>
+    </w:p>
+    <w:p>
+      <w:pPr>
+        <w:rPr>
+          <w:b/>
+          <w:bCs/>
+        </w:rPr>
+      </w:pPr>
+      <w:r>
+        <w:rPr>
+          <w:b/>
+          <w:bCs/>
+          <w:noProof/>
+        </w:rPr>
+        <w:drawing>
+          <wp:inline distT="0" distB="0" distL="0" distR="0" wp14:anchorId="7A3A60C4" wp14:editId="4E5BFC02">
+            <wp:extent cx="5915025" cy="3348990"/>
+            <wp:effectExtent l="0" t="0" r="9525" b="3810"/>
+            <wp:docPr id="1220261055" name="Picture 1"/>
+            <wp:cNvGraphicFramePr>
+              <a:graphicFrameLocks xmlns:a="http://schemas.openxmlformats.org/drawingml/2006/main" noChangeAspect="1"/>
+            </wp:cNvGraphicFramePr>
+            <a:graphic xmlns:a="http://schemas.openxmlformats.org/drawingml/2006/main">
+              <a:graphicData uri="http://schemas.openxmlformats.org/drawingml/2006/picture">
+                <pic:pic xmlns:pic="http://schemas.openxmlformats.org/drawingml/2006/picture">
+                  <pic:nvPicPr>
+                    <pic:cNvPr id="1220261055" name="Picture 1220261055"/>
+                    <pic:cNvPicPr/>
+                  </pic:nvPicPr>
+                  <pic:blipFill>
+                    <a:blip r:embed="rId11">
+                      <a:extLst>
+                        <a:ext uri="{28A0092B-C50C-407E-A947-70E740481C1C}">
+                          <a14:useLocalDpi xmlns:a14="http://schemas.microsoft.com/office/drawing/2010/main" val="0"/>
+                        </a:ext>
+                      </a:extLst>
+                    </a:blip>
+                    <a:stretch>
+                      <a:fillRect/>
+                    </a:stretch>
+                  </pic:blipFill>
+                  <pic:spPr>
+                    <a:xfrm>
+                      <a:off x="0" y="0"/>
+                      <a:ext cx="5927541" cy="3356076"/>
+                    </a:xfrm>
+                    <a:prstGeom prst="rect">
+                      <a:avLst/>
+                    </a:prstGeom>
+                  </pic:spPr>
+                </pic:pic>
+              </a:graphicData>
+            </a:graphic>
           </wp:inline>
         </w:drawing>
       </w:r>
+    </w:p>
+    <w:p>
+      <w:pPr>
+        <w:rPr>
+          <w:b/>
+          <w:bCs/>
+        </w:rPr>
+      </w:pPr>
+    </w:p>
+    <w:p>
+      <w:pPr>
+        <w:rPr>
+          <w:b/>
+          <w:bCs/>
+        </w:rPr>
+      </w:pPr>
+      <w:r>
+        <w:rPr>
+          <w:b/>
+          <w:bCs/>
+          <w:noProof/>
+        </w:rPr>
+        <w:drawing>
+          <wp:inline distT="0" distB="0" distL="0" distR="0" wp14:anchorId="4099CF1A" wp14:editId="4FBB72EA">
+            <wp:extent cx="5731510" cy="3695700"/>
+            <wp:effectExtent l="0" t="0" r="2540" b="0"/>
+            <wp:docPr id="208951720" name="Picture 2"/>
+            <wp:cNvGraphicFramePr>
+              <a:graphicFrameLocks xmlns:a="http://schemas.openxmlformats.org/drawingml/2006/main" noChangeAspect="1"/>
+            </wp:cNvGraphicFramePr>
+            <a:graphic xmlns:a="http://schemas.openxmlformats.org/drawingml/2006/main">
+              <a:graphicData uri="http://schemas.openxmlformats.org/drawingml/2006/picture">
+                <pic:pic xmlns:pic="http://schemas.openxmlformats.org/drawingml/2006/picture">
+                  <pic:nvPicPr>
+                    <pic:cNvPr id="208951720" name="Picture 208951720"/>
+                    <pic:cNvPicPr/>
+                  </pic:nvPicPr>
+                  <pic:blipFill>
+                    <a:blip r:embed="rId12">
+                      <a:extLst>
+                        <a:ext uri="{28A0092B-C50C-407E-A947-70E740481C1C}">
+                          <a14:useLocalDpi xmlns:a14="http://schemas.microsoft.com/office/drawing/2010/main" val="0"/>
+                        </a:ext>
+                      </a:extLst>
+                    </a:blip>
+                    <a:stretch>
+                      <a:fillRect/>
+                    </a:stretch>
+                  </pic:blipFill>
+                  <pic:spPr>
+                    <a:xfrm>
+                      <a:off x="0" y="0"/>
+                      <a:ext cx="5731510" cy="3695700"/>
+                    </a:xfrm>
+                    <a:prstGeom prst="rect">
+                      <a:avLst/>
+                    </a:prstGeom>
+                  </pic:spPr>
+                </pic:pic>
+              </a:graphicData>
+            </a:graphic>
+          </wp:inline>
+        </w:drawing>
+      </w:r>
+    </w:p>
+    <w:p>
+      <w:pPr>
+        <w:rPr>
+          <w:b/>
+          <w:bCs/>
+        </w:rPr>
+      </w:pPr>
+    </w:p>
+    <w:p>
+      <w:pPr>
+        <w:rPr>
+          <w:b/>
+          <w:bCs/>
+        </w:rPr>
+      </w:pPr>
     </w:p>
     <w:sectPr>
       <w:pgSz w:w="11906" w:h="16838"/>
